--- a/Taller/Bomberman/Check-List.docx
+++ b/Taller/Bomberman/Check-List.docx
@@ -86,7 +86,27 @@
           <w:szCs w:val="32"/>
           <w:lang w:val="es-ES"/>
         </w:rPr>
-        <w:t>Para la próxima entrega</w:t>
+        <w:t xml:space="preserve">Para la </w:t>
+      </w:r>
+      <w:r>
+        <w:rPr>
+          <w:rFonts w:ascii="Arial" w:hAnsi="Arial" w:cs="Arial"/>
+          <w:b/>
+          <w:sz w:val="24"/>
+          <w:szCs w:val="32"/>
+          <w:lang w:val="es-ES"/>
+        </w:rPr>
+        <w:t>segunda</w:t>
+      </w:r>
+      <w:r>
+        <w:rPr>
+          <w:rFonts w:ascii="Arial" w:hAnsi="Arial" w:cs="Arial"/>
+          <w:b/>
+          <w:sz w:val="24"/>
+          <w:szCs w:val="32"/>
+          <w:lang w:val="es-ES"/>
+        </w:rPr>
+        <w:t xml:space="preserve"> entrega</w:t>
       </w:r>
       <w:r>
         <w:rPr>
@@ -300,12 +320,12 @@
               <w:rPr>
                 <w:rFonts w:ascii="Arial" w:hAnsi="Arial" w:cs="Arial"/>
                 <w:b/>
-                <w:color w:val="FF0000"/>
-                <w:sz w:val="24"/>
-                <w:szCs w:val="32"/>
-                <w:lang w:val="es-ES"/>
-              </w:rPr>
-              <w:t>No realizado</w:t>
+                <w:color w:val="70AD47" w:themeColor="accent6"/>
+                <w:sz w:val="24"/>
+                <w:szCs w:val="32"/>
+                <w:lang w:val="es-ES"/>
+              </w:rPr>
+              <w:t>Realizado</w:t>
             </w:r>
           </w:p>
         </w:tc>
@@ -445,121 +465,546 @@
               </w:rPr>
               <w:t>etc.</w:t>
             </w:r>
+            <w:r>
+              <w:rPr>
+                <w:rFonts w:ascii="Arial" w:hAnsi="Arial" w:cs="Arial"/>
+                <w:sz w:val="24"/>
+                <w:szCs w:val="32"/>
+                <w:lang w:val="es-ES"/>
+              </w:rPr>
+              <w:t>)</w:t>
+            </w:r>
+            <w:r>
+              <w:rPr>
+                <w:rFonts w:ascii="Arial" w:hAnsi="Arial" w:cs="Arial"/>
+                <w:sz w:val="24"/>
+                <w:szCs w:val="32"/>
+                <w:lang w:val="es-ES"/>
+              </w:rPr>
+              <w:t xml:space="preserve">. </w:t>
+            </w:r>
+          </w:p>
+        </w:tc>
+        <w:tc>
+          <w:tcPr>
+            <w:tcW w:w="4675" w:type="dxa"/>
+          </w:tcPr>
+          <w:p>
+            <w:pPr>
+              <w:jc w:val="center"/>
+              <w:rPr>
+                <w:rFonts w:ascii="Arial" w:hAnsi="Arial" w:cs="Arial"/>
+                <w:b/>
+                <w:color w:val="70AD47" w:themeColor="accent6"/>
+                <w:sz w:val="24"/>
+                <w:szCs w:val="32"/>
+                <w:lang w:val="es-ES"/>
+              </w:rPr>
+            </w:pPr>
+            <w:r>
+              <w:rPr>
+                <w:rFonts w:ascii="Arial" w:hAnsi="Arial" w:cs="Arial"/>
+                <w:b/>
+                <w:color w:val="70AD47" w:themeColor="accent6"/>
+                <w:sz w:val="24"/>
+                <w:szCs w:val="32"/>
+                <w:lang w:val="es-ES"/>
+              </w:rPr>
+              <w:t>Realizado</w:t>
+            </w:r>
+          </w:p>
+        </w:tc>
+      </w:tr>
+      <w:tr>
+        <w:tc>
+          <w:tcPr>
+            <w:tcW w:w="4675" w:type="dxa"/>
+          </w:tcPr>
+          <w:p>
+            <w:pPr>
+              <w:jc w:val="center"/>
+              <w:rPr>
+                <w:rFonts w:ascii="Arial" w:hAnsi="Arial" w:cs="Arial"/>
+                <w:sz w:val="24"/>
+                <w:szCs w:val="32"/>
+                <w:lang w:val="es-ES"/>
+              </w:rPr>
+            </w:pPr>
+            <w:r>
+              <w:rPr>
+                <w:rFonts w:ascii="Arial" w:hAnsi="Arial" w:cs="Arial"/>
+                <w:sz w:val="24"/>
+                <w:szCs w:val="32"/>
+                <w:lang w:val="es-ES"/>
+              </w:rPr>
+              <w:t>Documentar</w:t>
+            </w:r>
+          </w:p>
+        </w:tc>
+        <w:tc>
+          <w:tcPr>
+            <w:tcW w:w="4675" w:type="dxa"/>
+          </w:tcPr>
+          <w:p>
+            <w:pPr>
+              <w:jc w:val="center"/>
+              <w:rPr>
+                <w:rFonts w:ascii="Arial" w:hAnsi="Arial" w:cs="Arial"/>
+                <w:b/>
+                <w:color w:val="FF0000"/>
+                <w:sz w:val="24"/>
+                <w:szCs w:val="32"/>
+                <w:lang w:val="es-ES"/>
+              </w:rPr>
+            </w:pPr>
+            <w:r>
+              <w:rPr>
+                <w:rFonts w:ascii="Arial" w:hAnsi="Arial" w:cs="Arial"/>
+                <w:b/>
+                <w:color w:val="FFD966" w:themeColor="accent4" w:themeTint="99"/>
+                <w:sz w:val="24"/>
+                <w:szCs w:val="32"/>
+                <w:lang w:val="es-ES"/>
+              </w:rPr>
+              <w:t>Realizado</w:t>
+            </w:r>
+            <w:r>
+              <w:rPr>
+                <w:rFonts w:ascii="Arial" w:hAnsi="Arial" w:cs="Arial"/>
+                <w:b/>
+                <w:color w:val="FFD966" w:themeColor="accent4" w:themeTint="99"/>
+                <w:sz w:val="24"/>
+                <w:szCs w:val="32"/>
+                <w:lang w:val="es-ES"/>
+              </w:rPr>
+              <w:t xml:space="preserve"> (es algo continuo)</w:t>
+            </w:r>
+          </w:p>
+        </w:tc>
+      </w:tr>
+    </w:tbl>
+    <w:p>
+      <w:pPr>
+        <w:rPr>
+          <w:rFonts w:ascii="Arial" w:hAnsi="Arial" w:cs="Arial"/>
+          <w:b/>
+          <w:sz w:val="24"/>
+          <w:szCs w:val="32"/>
+          <w:lang w:val="es-ES"/>
+        </w:rPr>
+      </w:pPr>
+    </w:p>
+    <w:p>
+      <w:pPr>
+        <w:rPr>
+          <w:rFonts w:ascii="Arial" w:hAnsi="Arial" w:cs="Arial"/>
+          <w:b/>
+          <w:sz w:val="24"/>
+          <w:szCs w:val="32"/>
+          <w:lang w:val="es-ES"/>
+        </w:rPr>
+      </w:pPr>
+      <w:r>
+        <w:rPr>
+          <w:rFonts w:ascii="Arial" w:hAnsi="Arial" w:cs="Arial"/>
+          <w:b/>
+          <w:sz w:val="24"/>
+          <w:szCs w:val="32"/>
+          <w:lang w:val="es-ES"/>
+        </w:rPr>
+        <w:t xml:space="preserve">Para la </w:t>
+      </w:r>
+      <w:r>
+        <w:rPr>
+          <w:rFonts w:ascii="Arial" w:hAnsi="Arial" w:cs="Arial"/>
+          <w:b/>
+          <w:sz w:val="24"/>
+          <w:szCs w:val="32"/>
+          <w:lang w:val="es-ES"/>
+        </w:rPr>
+        <w:t>tercer</w:t>
+      </w:r>
+      <w:r>
+        <w:rPr>
+          <w:rFonts w:ascii="Arial" w:hAnsi="Arial" w:cs="Arial"/>
+          <w:b/>
+          <w:sz w:val="24"/>
+          <w:szCs w:val="32"/>
+          <w:lang w:val="es-ES"/>
+        </w:rPr>
+        <w:t xml:space="preserve"> entrega:</w:t>
+      </w:r>
+      <w:r>
+        <w:rPr>
+          <w:rFonts w:ascii="Arial" w:hAnsi="Arial" w:cs="Arial"/>
+          <w:b/>
+          <w:sz w:val="24"/>
+          <w:szCs w:val="32"/>
+          <w:lang w:val="es-ES"/>
+        </w:rPr>
+        <w:br/>
+      </w:r>
+    </w:p>
+    <w:tbl>
+      <w:tblPr>
+        <w:tblStyle w:val="Tablaconcuadrcula"/>
+        <w:tblW w:w="0" w:type="auto"/>
+        <w:tblLook w:val="04A0" w:firstRow="1" w:lastRow="0" w:firstColumn="1" w:lastColumn="0" w:noHBand="0" w:noVBand="1"/>
+      </w:tblPr>
+      <w:tblGrid>
+        <w:gridCol w:w="4675"/>
+        <w:gridCol w:w="4675"/>
+      </w:tblGrid>
+      <w:tr>
+        <w:tc>
+          <w:tcPr>
+            <w:tcW w:w="4675" w:type="dxa"/>
+            <w:shd w:val="clear" w:color="auto" w:fill="4472C4" w:themeFill="accent5"/>
+          </w:tcPr>
+          <w:p>
+            <w:pPr>
+              <w:jc w:val="center"/>
+              <w:rPr>
+                <w:rFonts w:ascii="Arial" w:hAnsi="Arial" w:cs="Arial"/>
+                <w:b/>
+                <w:color w:val="FFFFFF" w:themeColor="background1"/>
+                <w:sz w:val="24"/>
+                <w:szCs w:val="32"/>
+                <w:lang w:val="es-ES"/>
+              </w:rPr>
+            </w:pPr>
+            <w:r>
+              <w:rPr>
+                <w:rFonts w:ascii="Arial" w:hAnsi="Arial" w:cs="Arial"/>
+                <w:b/>
+                <w:color w:val="FFFFFF" w:themeColor="background1"/>
+                <w:sz w:val="24"/>
+                <w:szCs w:val="32"/>
+                <w:lang w:val="es-ES"/>
+              </w:rPr>
+              <w:t>Tarea</w:t>
+            </w:r>
+          </w:p>
+        </w:tc>
+        <w:tc>
+          <w:tcPr>
+            <w:tcW w:w="4675" w:type="dxa"/>
+            <w:shd w:val="clear" w:color="auto" w:fill="4472C4" w:themeFill="accent5"/>
+          </w:tcPr>
+          <w:p>
+            <w:pPr>
+              <w:jc w:val="center"/>
+              <w:rPr>
+                <w:rFonts w:ascii="Arial" w:hAnsi="Arial" w:cs="Arial"/>
+                <w:b/>
+                <w:color w:val="FFFFFF" w:themeColor="background1"/>
+                <w:sz w:val="24"/>
+                <w:szCs w:val="32"/>
+                <w:lang w:val="es-ES"/>
+              </w:rPr>
+            </w:pPr>
+            <w:r>
+              <w:rPr>
+                <w:rFonts w:ascii="Arial" w:hAnsi="Arial" w:cs="Arial"/>
+                <w:b/>
+                <w:color w:val="FFFFFF" w:themeColor="background1"/>
+                <w:sz w:val="24"/>
+                <w:szCs w:val="32"/>
+                <w:lang w:val="es-ES"/>
+              </w:rPr>
+              <w:t>Estado</w:t>
+            </w:r>
+          </w:p>
+        </w:tc>
+      </w:tr>
+      <w:tr>
+        <w:tc>
+          <w:tcPr>
+            <w:tcW w:w="4675" w:type="dxa"/>
+          </w:tcPr>
+          <w:p>
+            <w:pPr>
+              <w:jc w:val="center"/>
+              <w:rPr>
+                <w:rFonts w:ascii="Arial" w:hAnsi="Arial" w:cs="Arial"/>
+                <w:sz w:val="24"/>
+                <w:szCs w:val="32"/>
+                <w:lang w:val="es-ES"/>
+              </w:rPr>
+            </w:pPr>
+            <w:r>
+              <w:rPr>
+                <w:rFonts w:ascii="Arial" w:hAnsi="Arial" w:cs="Arial"/>
+                <w:sz w:val="24"/>
+                <w:szCs w:val="32"/>
+                <w:lang w:val="es-ES"/>
+              </w:rPr>
+              <w:t xml:space="preserve">Interfaz de </w:t>
+            </w:r>
+            <w:proofErr w:type="spellStart"/>
+            <w:r>
+              <w:rPr>
+                <w:rFonts w:ascii="Arial" w:hAnsi="Arial" w:cs="Arial"/>
+                <w:sz w:val="24"/>
+                <w:szCs w:val="32"/>
+                <w:lang w:val="es-ES"/>
+              </w:rPr>
+              <w:t>login</w:t>
+            </w:r>
+            <w:proofErr w:type="spellEnd"/>
+            <w:r>
+              <w:rPr>
+                <w:rFonts w:ascii="Arial" w:hAnsi="Arial" w:cs="Arial"/>
+                <w:sz w:val="24"/>
+                <w:szCs w:val="32"/>
+                <w:lang w:val="es-ES"/>
+              </w:rPr>
+              <w:t>.</w:t>
+            </w:r>
+          </w:p>
+        </w:tc>
+        <w:tc>
+          <w:tcPr>
+            <w:tcW w:w="4675" w:type="dxa"/>
+          </w:tcPr>
+          <w:p>
+            <w:pPr>
+              <w:jc w:val="center"/>
+              <w:rPr>
+                <w:rFonts w:ascii="Arial" w:hAnsi="Arial" w:cs="Arial"/>
+                <w:b/>
+                <w:sz w:val="24"/>
+                <w:szCs w:val="32"/>
+                <w:lang w:val="es-ES"/>
+              </w:rPr>
+            </w:pPr>
+            <w:r>
+              <w:rPr>
+                <w:rFonts w:ascii="Arial" w:hAnsi="Arial" w:cs="Arial"/>
+                <w:b/>
+                <w:color w:val="FF0000"/>
+                <w:sz w:val="24"/>
+                <w:szCs w:val="32"/>
+                <w:lang w:val="es-ES"/>
+              </w:rPr>
+              <w:t>No r</w:t>
+            </w:r>
+            <w:r>
+              <w:rPr>
+                <w:rFonts w:ascii="Arial" w:hAnsi="Arial" w:cs="Arial"/>
+                <w:b/>
+                <w:color w:val="FF0000"/>
+                <w:sz w:val="24"/>
+                <w:szCs w:val="32"/>
+                <w:lang w:val="es-ES"/>
+              </w:rPr>
+              <w:t>ealizado</w:t>
+            </w:r>
+          </w:p>
+        </w:tc>
+      </w:tr>
+      <w:tr>
+        <w:tc>
+          <w:tcPr>
+            <w:tcW w:w="4675" w:type="dxa"/>
+          </w:tcPr>
+          <w:p>
+            <w:pPr>
+              <w:jc w:val="center"/>
+              <w:rPr>
+                <w:rFonts w:ascii="Arial" w:hAnsi="Arial" w:cs="Arial"/>
+                <w:sz w:val="24"/>
+                <w:szCs w:val="32"/>
+                <w:lang w:val="es-ES"/>
+              </w:rPr>
+            </w:pPr>
+            <w:r>
+              <w:rPr>
+                <w:rFonts w:ascii="Arial" w:hAnsi="Arial" w:cs="Arial"/>
+                <w:sz w:val="24"/>
+                <w:szCs w:val="32"/>
+                <w:lang w:val="es-ES"/>
+              </w:rPr>
+              <w:t>Interfaz de creación de partidas.</w:t>
+            </w:r>
+          </w:p>
+        </w:tc>
+        <w:tc>
+          <w:tcPr>
+            <w:tcW w:w="4675" w:type="dxa"/>
+          </w:tcPr>
+          <w:p>
+            <w:pPr>
+              <w:jc w:val="center"/>
+              <w:rPr>
+                <w:rFonts w:ascii="Arial" w:hAnsi="Arial" w:cs="Arial"/>
+                <w:b/>
+                <w:color w:val="FF0000"/>
+                <w:sz w:val="24"/>
+                <w:szCs w:val="32"/>
+                <w:lang w:val="es-ES"/>
+              </w:rPr>
+            </w:pPr>
+            <w:r>
+              <w:rPr>
+                <w:rFonts w:ascii="Arial" w:hAnsi="Arial" w:cs="Arial"/>
+                <w:b/>
+                <w:color w:val="FF0000"/>
+                <w:sz w:val="24"/>
+                <w:szCs w:val="32"/>
+                <w:lang w:val="es-ES"/>
+              </w:rPr>
+              <w:t>No realizado</w:t>
+            </w:r>
+          </w:p>
+        </w:tc>
+      </w:tr>
+      <w:tr>
+        <w:tc>
+          <w:tcPr>
+            <w:tcW w:w="4675" w:type="dxa"/>
+          </w:tcPr>
+          <w:p>
+            <w:pPr>
+              <w:jc w:val="center"/>
+              <w:rPr>
+                <w:rFonts w:ascii="Arial" w:hAnsi="Arial" w:cs="Arial"/>
+                <w:sz w:val="24"/>
+                <w:szCs w:val="32"/>
+                <w:lang w:val="es-ES"/>
+              </w:rPr>
+            </w:pPr>
+            <w:r>
+              <w:rPr>
+                <w:rFonts w:ascii="Arial" w:hAnsi="Arial" w:cs="Arial"/>
+                <w:sz w:val="24"/>
+                <w:szCs w:val="32"/>
+                <w:lang w:val="es-ES"/>
+              </w:rPr>
+              <w:t>Servidor y cliente. Juego en red.</w:t>
+            </w:r>
+          </w:p>
+        </w:tc>
+        <w:tc>
+          <w:tcPr>
+            <w:tcW w:w="4675" w:type="dxa"/>
+          </w:tcPr>
+          <w:p>
+            <w:pPr>
+              <w:jc w:val="center"/>
+              <w:rPr>
+                <w:rFonts w:ascii="Arial" w:hAnsi="Arial" w:cs="Arial"/>
+                <w:b/>
+                <w:color w:val="FF0000"/>
+                <w:sz w:val="24"/>
+                <w:szCs w:val="32"/>
+                <w:lang w:val="es-ES"/>
+              </w:rPr>
+            </w:pPr>
+            <w:r>
+              <w:rPr>
+                <w:rFonts w:ascii="Arial" w:hAnsi="Arial" w:cs="Arial"/>
+                <w:b/>
+                <w:color w:val="FF0000"/>
+                <w:sz w:val="24"/>
+                <w:szCs w:val="32"/>
+                <w:lang w:val="es-ES"/>
+              </w:rPr>
+              <w:t>No realizado</w:t>
+            </w:r>
+          </w:p>
+        </w:tc>
+      </w:tr>
+      <w:tr>
+        <w:tc>
+          <w:tcPr>
+            <w:tcW w:w="4675" w:type="dxa"/>
+          </w:tcPr>
+          <w:p>
+            <w:pPr>
+              <w:jc w:val="center"/>
+              <w:rPr>
+                <w:rFonts w:ascii="Arial" w:hAnsi="Arial" w:cs="Arial"/>
+                <w:sz w:val="24"/>
+                <w:szCs w:val="32"/>
+                <w:lang w:val="es-ES"/>
+              </w:rPr>
+            </w:pPr>
+            <w:r>
+              <w:rPr>
+                <w:rFonts w:ascii="Arial" w:hAnsi="Arial" w:cs="Arial"/>
+                <w:sz w:val="24"/>
+                <w:szCs w:val="32"/>
+                <w:lang w:val="es-ES"/>
+              </w:rPr>
+              <w:t>Arreglar explosiones de las bombas.</w:t>
+            </w:r>
+          </w:p>
+        </w:tc>
+        <w:tc>
+          <w:tcPr>
+            <w:tcW w:w="4675" w:type="dxa"/>
+          </w:tcPr>
+          <w:p>
+            <w:pPr>
+              <w:jc w:val="center"/>
+              <w:rPr>
+                <w:rFonts w:ascii="Arial" w:hAnsi="Arial" w:cs="Arial"/>
+                <w:b/>
+                <w:sz w:val="24"/>
+                <w:szCs w:val="32"/>
+                <w:lang w:val="es-ES"/>
+              </w:rPr>
+            </w:pPr>
+            <w:r>
+              <w:rPr>
+                <w:rFonts w:ascii="Arial" w:hAnsi="Arial" w:cs="Arial"/>
+                <w:b/>
+                <w:color w:val="70AD47" w:themeColor="accent6"/>
+                <w:sz w:val="24"/>
+                <w:szCs w:val="32"/>
+                <w:lang w:val="es-ES"/>
+              </w:rPr>
+              <w:t>Realizado</w:t>
+            </w:r>
+          </w:p>
+        </w:tc>
+      </w:tr>
+      <w:tr>
+        <w:tc>
+          <w:tcPr>
+            <w:tcW w:w="4675" w:type="dxa"/>
+          </w:tcPr>
+          <w:p>
+            <w:pPr>
+              <w:jc w:val="center"/>
+              <w:rPr>
+                <w:rFonts w:ascii="Arial" w:hAnsi="Arial" w:cs="Arial"/>
+                <w:sz w:val="24"/>
+                <w:szCs w:val="32"/>
+                <w:lang w:val="es-ES"/>
+              </w:rPr>
+            </w:pPr>
+          </w:p>
+        </w:tc>
+        <w:tc>
+          <w:tcPr>
+            <w:tcW w:w="4675" w:type="dxa"/>
+          </w:tcPr>
+          <w:p>
+            <w:pPr>
+              <w:jc w:val="center"/>
+              <w:rPr>
+                <w:rFonts w:ascii="Arial" w:hAnsi="Arial" w:cs="Arial"/>
+                <w:b/>
+                <w:color w:val="70AD47" w:themeColor="accent6"/>
+                <w:sz w:val="24"/>
+                <w:szCs w:val="32"/>
+                <w:lang w:val="es-ES"/>
+              </w:rPr>
+            </w:pPr>
             <w:bookmarkStart w:id="0" w:name="_GoBack"/>
             <w:bookmarkEnd w:id="0"/>
-            <w:r>
-              <w:rPr>
-                <w:rFonts w:ascii="Arial" w:hAnsi="Arial" w:cs="Arial"/>
-                <w:sz w:val="24"/>
-                <w:szCs w:val="32"/>
-                <w:lang w:val="es-ES"/>
-              </w:rPr>
-              <w:t>)</w:t>
-            </w:r>
-            <w:r>
-              <w:rPr>
-                <w:rFonts w:ascii="Arial" w:hAnsi="Arial" w:cs="Arial"/>
-                <w:sz w:val="24"/>
-                <w:szCs w:val="32"/>
-                <w:lang w:val="es-ES"/>
-              </w:rPr>
-              <w:t xml:space="preserve">. </w:t>
-            </w:r>
-          </w:p>
-        </w:tc>
-        <w:tc>
-          <w:tcPr>
-            <w:tcW w:w="4675" w:type="dxa"/>
-          </w:tcPr>
-          <w:p>
-            <w:pPr>
-              <w:jc w:val="center"/>
-              <w:rPr>
-                <w:rFonts w:ascii="Arial" w:hAnsi="Arial" w:cs="Arial"/>
-                <w:b/>
-                <w:sz w:val="24"/>
-                <w:szCs w:val="32"/>
-                <w:lang w:val="es-ES"/>
-              </w:rPr>
-            </w:pPr>
-            <w:r>
-              <w:rPr>
-                <w:rFonts w:ascii="Arial" w:hAnsi="Arial" w:cs="Arial"/>
-                <w:b/>
-                <w:color w:val="FF0000"/>
-                <w:sz w:val="24"/>
-                <w:szCs w:val="32"/>
-                <w:lang w:val="es-ES"/>
-              </w:rPr>
-              <w:t>No realizado</w:t>
-            </w:r>
-          </w:p>
-        </w:tc>
-      </w:tr>
-      <w:tr>
-        <w:tc>
-          <w:tcPr>
-            <w:tcW w:w="4675" w:type="dxa"/>
-          </w:tcPr>
-          <w:p>
-            <w:pPr>
-              <w:jc w:val="center"/>
-              <w:rPr>
-                <w:rFonts w:ascii="Arial" w:hAnsi="Arial" w:cs="Arial"/>
-                <w:sz w:val="24"/>
-                <w:szCs w:val="32"/>
-                <w:lang w:val="es-ES"/>
-              </w:rPr>
-            </w:pPr>
-            <w:r>
-              <w:rPr>
-                <w:rFonts w:ascii="Arial" w:hAnsi="Arial" w:cs="Arial"/>
-                <w:sz w:val="24"/>
-                <w:szCs w:val="32"/>
-                <w:lang w:val="es-ES"/>
-              </w:rPr>
-              <w:t>Documentar</w:t>
-            </w:r>
-          </w:p>
-        </w:tc>
-        <w:tc>
-          <w:tcPr>
-            <w:tcW w:w="4675" w:type="dxa"/>
-          </w:tcPr>
-          <w:p>
-            <w:pPr>
-              <w:jc w:val="center"/>
-              <w:rPr>
-                <w:rFonts w:ascii="Arial" w:hAnsi="Arial" w:cs="Arial"/>
-                <w:b/>
-                <w:color w:val="FF0000"/>
-                <w:sz w:val="24"/>
-                <w:szCs w:val="32"/>
-                <w:lang w:val="es-ES"/>
-              </w:rPr>
-            </w:pPr>
-            <w:r>
-              <w:rPr>
-                <w:rFonts w:ascii="Arial" w:hAnsi="Arial" w:cs="Arial"/>
-                <w:b/>
-                <w:color w:val="FFD966" w:themeColor="accent4" w:themeTint="99"/>
-                <w:sz w:val="24"/>
-                <w:szCs w:val="32"/>
-                <w:lang w:val="es-ES"/>
-              </w:rPr>
-              <w:t>Realizado</w:t>
-            </w:r>
-            <w:r>
-              <w:rPr>
-                <w:rFonts w:ascii="Arial" w:hAnsi="Arial" w:cs="Arial"/>
-                <w:b/>
-                <w:color w:val="FFD966" w:themeColor="accent4" w:themeTint="99"/>
-                <w:sz w:val="24"/>
-                <w:szCs w:val="32"/>
-                <w:lang w:val="es-ES"/>
-              </w:rPr>
-              <w:t xml:space="preserve"> (es algo continuo)</w:t>
-            </w:r>
           </w:p>
         </w:tc>
       </w:tr>
